--- a/article/hoister_ias2026/digest/main_digest_png.docx
+++ b/article/hoister_ias2026/digest/main_digest_png.docx
@@ -11,7 +11,7 @@
           <w:b/>
           <w:bCs/>
         </w:rPr>
-        <w:t xml:space="preserve">Boundary-Constrained Rare-Fault Triggering for Short-Horizon Hoister Fault-State Prediction</w:t>
+        <w:t xml:space="preserve">SGTONet: Boundary-Constrained Rare-Fault Triggering for Short-Horizon Hoister Fault-State Prediction</w:t>
       </w:r>
     </w:p>
     <w:p>
@@ -29,7 +29,7 @@
         <w:t xml:space="preserve"> </w:t>
       </w:r>
       <w:r>
-        <w:t xml:space="preserve">Industrial hoisting systems need short-horizon state prediction before rare degradation becomes critical. In a private hoister overspeed dataset, standard time-series classifiers achieve high accuracy while missing the rare second-level degradation state. We formulate one-step future-state classification and propose SGTONetV6, which decouples conservative multiclass prediction from a calibrated rare-fault trigger constrained by transition boundaries and precursor states. On 27 files with 37,417 timestamps, SGTONetV6 achieves the best macro-F1 among tested models and recovers class 9 with F1 0.5556, while DLinear, TimesNet, iTransformer, PatchTST, and a conservative SGTO baseline all obtain class-9 F1 of 0.0000. Ablations show that rare override, boundary constraint, fallback thresholding, and patch-attentive rare context are necessary. The evidence supports short-horizon rare-fault recovery rather than broad multi-horizon superiority.</w:t>
+        <w:t xml:space="preserve">Reliable hoister monitoring requires anticipating a degradation state before an overspeed fault is fully developed, yet the most safety-relevant transition samples are scarce. In our hoister dataset, the second-level degradation state accounts for only 185 of 37,417 timestamps, and strong time-series classifiers can obtain high accuracy while never detecting it. We propose SGTONet, a state-graph trigger-oriented network for one-step fault-state prediction. A patch Transformer encoder captures local temporal changes; a state-transition graph constrains physically plausible evolution; a conservative classifier handles common states; and a boundary-gated rare-fault trigger selectively overrides the classifier only near valid precursor transitions. On 27 files and three file-level splits, SGTONet recovers class 9 with F1 0.5556, whereas DLinear, TimesNet, iTransformer, PatchTST, and a conservative SGTO baseline all score 0.0000. Ablations confirm the value of boundary gating, rare-context attention, and calibrated triggering.</w:t>
       </w:r>
     </w:p>
     <w:p>
@@ -80,7 +80,7 @@
         <w:pStyle w:val="BodyText"/>
       </w:pPr>
       <w:r>
-        <w:t xml:space="preserve">The contribution is SGTONetV6, a shift-aware graph and trigger oriented network for short-horizon hoister state prediction. SGTONetV6 separates conservative multiclass classification from a rare-fault trigger. The trigger can override the base classifier only when its rare score exceeds a calibrated threshold and the sample satisfies transition-boundary and precursor-state constraints. This design targets the boundary region where the future label changes before the full sensor window looks like the future state.</w:t>
+        <w:t xml:space="preserve">The contribution is SGTONet, a state-graph trigger-oriented network for short-horizon hoister state prediction. SGTONet separates conservative multiclass classification from a rare-fault trigger. The classifier is deliberately conservative because common states dominate the data and should not be destabilized by rare-class upweighting. The trigger is deliberately restrictive because class 9 should only be proposed near plausible transition boundaries. It can override the base classifier only when its rare score exceeds a calibrated threshold and the sample satisfies transition-boundary and precursor-state constraints. This design targets the boundary region where the future label changes before the full sensor window looks like the future state.</w:t>
       </w:r>
     </w:p>
     <w:bookmarkEnd w:id="19"/>
@@ -400,7 +400,15 @@
         <w:t xml:space="preserve"> </w:t>
       </w:r>
       <w:r>
-        <w:t xml:space="preserve">summarizes SGTONetV6. A patch temporal encoder feeds a conservative future-state classifier and a rare-trigger branch. The rare branch computes patch-attentive context because rare degradation evidence can appear in only a short part of the input. At inference, the final decision follows</w:t>
+        <w:t xml:space="preserve">summarizes SGTONet. The method combines four modules, each addressing a specific weakness of flat time-series classification. First, a patch Transformer encoder is used because local changes around overspeed transitions may be brief and can be diluted by whole-window averaging. Second, a state-transition graph represents prior knowledge about physically plausible state evolution, reducing arbitrary jumps between labels. Third, a conservative future-state classifier handles the common states, where stable predictions are more important than aggressive rare alarms. Fourth, a patch-attentive rare trigger searches for localized evidence of the second-level degradation state and is allowed to affect the final prediction only under boundary and precursor constraints.</w:t>
+      </w:r>
+    </w:p>
+    <w:p>
+      <w:pPr>
+        <w:pStyle w:val="BodyText"/>
+      </w:pPr>
+      <w:r>
+        <w:t xml:space="preserve">At inference, the final decision follows</w:t>
       </w:r>
     </w:p>
     <w:p>
@@ -730,7 +738,7 @@
       <w:r>
         <w:drawing>
           <wp:inline>
-            <wp:extent cx="5767070" cy="2468609"/>
+            <wp:extent cx="5767070" cy="2542471"/>
             <wp:effectExtent b="0" l="0" r="0" t="0"/>
             <wp:docPr descr="" title="" id="21" name="Picture"/>
             <a:graphic>
@@ -751,7 +759,7 @@
                   <pic:spPr bwMode="auto">
                     <a:xfrm>
                       <a:off x="0" y="0"/>
-                      <a:ext cx="5767070" cy="2468609"/>
+                      <a:ext cx="5767070" cy="2542471"/>
                     </a:xfrm>
                     <a:prstGeom prst="rect">
                       <a:avLst/>
@@ -775,7 +783,7 @@
         <w:pStyle w:val="ImageCaption"/>
       </w:pPr>
       <w:r>
-        <w:t xml:space="preserve">SGTONetV6 decouples conservative future-state classification from a calibrated rare-fault trigger constrained by boundary and precursor semantics.</w:t>
+        <w:t xml:space="preserve">SGTONet decouples conservative future-state classification from a calibrated rare-fault trigger constrained by boundary and precursor semantics.</w:t>
       </w:r>
     </w:p>
     <w:bookmarkEnd w:id="23"/>
@@ -920,7 +928,7 @@
               <w:jc w:val="left"/>
             </w:pPr>
             <w:r>
-              <w:t xml:space="preserve">SGTONetV6</w:t>
+              <w:t xml:space="preserve">SGTONet</w:t>
             </w:r>
           </w:p>
         </w:tc>
@@ -1304,7 +1312,7 @@
         <w:t xml:space="preserve"> </w:t>
       </w:r>
       <w:r>
-        <w:t xml:space="preserve">shows that SGTONetV6 has the best macro-F1 and fault macro-F1 among the tested models, but not the best accuracy. This is expected: the method is optimized for rare-fault recovery rather than top-line accuracy. iTransformer has the highest accuracy, yet its class-9 F1 is zero. Fig. </w:t>
+        <w:t xml:space="preserve">shows that SGTONet has the best macro-F1 and fault macro-F1 among the tested models, but not the best accuracy. This is expected: the method is optimized for rare-fault recovery rather than top-line accuracy. iTransformer has the highest accuracy, yet its class-9 F1 is zero. Fig. </w:t>
       </w:r>
       <w:hyperlink w:anchor="fig:class9">
         <w:r>
@@ -1374,7 +1382,7 @@
         <w:pStyle w:val="ImageCaption"/>
       </w:pPr>
       <w:r>
-        <w:t xml:space="preserve">Class-9 precision, recall, and F1. Baselines collapse to zero class-9 F1, while SGTONetV6 recovers the rare degradation state.</w:t>
+        <w:t xml:space="preserve">Class-9 precision, recall, and F1. Baselines collapse to zero class-9 F1, while SGTONet recovers the rare degradation state.</w:t>
       </w:r>
     </w:p>
     <w:bookmarkEnd w:id="29"/>
@@ -1394,7 +1402,7 @@
         <w:pStyle w:val="TableCaption"/>
       </w:pPr>
       <w:r>
-        <w:t xml:space="preserve">SGTONetV6 ablation results on</w:t>
+        <w:t xml:space="preserve">SGTONet ablation results on</w:t>
       </w:r>
       <w:r>
         <w:t xml:space="preserve"> </w:t>
@@ -1425,7 +1433,7 @@
         <w:tblStyle w:val="Table"/>
         <w:tblW w:type="auto" w:w="0"/>
         <w:tblLook w:firstRow="1" w:lastRow="0" w:firstColumn="0" w:lastColumn="0" w:noHBand="0" w:noVBand="0" w:val="0020"/>
-        <w:tblCaption w:val="SGTONetV6 ablation results on \Delta=1."/>
+        <w:tblCaption w:val="SGTONet ablation results on \Delta=1."/>
       </w:tblPr>
       <w:tblGrid>
         <w:gridCol w:w="1980"/>
@@ -1495,7 +1503,7 @@
               <w:jc w:val="left"/>
             </w:pPr>
             <w:r>
-              <w:t xml:space="preserve">Full SGTONetV6</w:t>
+              <w:t xml:space="preserve">Full SGTONet</w:t>
             </w:r>
           </w:p>
         </w:tc>
@@ -1895,7 +1903,7 @@
         </m:r>
       </m:oMath>
       <w:r>
-        <w:t xml:space="preserve">, PatchTST reaches macro-F1 0.5877 and class-9 F1 0.1919, while SGTONetV6 reaches macro-F1 0.5006 and class-9 F1 0.1070. Thus, the current configuration supports short-horizon rare-fault recovery, not general multi-horizon superiority.</w:t>
+        <w:t xml:space="preserve">, PatchTST reaches macro-F1 0.5877 and class-9 F1 0.1919, while SGTONet reaches macro-F1 0.5006 and class-9 F1 0.1070. Thus, the current configuration supports short-horizon rare-fault recovery, not general multi-horizon superiority.</w:t>
       </w:r>
     </w:p>
     <w:bookmarkEnd w:id="36"/>
@@ -1913,7 +1921,7 @@
         <w:pStyle w:val="FirstParagraph"/>
       </w:pPr>
       <w:r>
-        <w:t xml:space="preserve">This digest identifies rare-boundary collapse as a practical failure mode in short-horizon hoister fault-state prediction. SGTONetV6 addresses it by combining conservative multiclass prediction with a boundary-constrained rare-fault trigger. On the studied industrial dataset, the method recovers class 9 with F1 0.5556 while tested baselines obtain zero class-9 F1. Future work will validate the method on additional industrial assets, improve horizon-specific trigger calibration, and evaluate deployment-level false-alarm costs.</w:t>
+        <w:t xml:space="preserve">This digest identifies rare-boundary collapse as a practical failure mode in short-horizon hoister fault-state prediction. SGTONet addresses it by combining conservative multiclass prediction with a boundary-constrained rare-fault trigger. On the studied industrial dataset, the method recovers class 9 with F1 0.5556 while tested baselines obtain zero class-9 F1. Future work will validate the method on additional industrial assets, improve horizon-specific trigger calibration, and evaluate deployment-level false-alarm costs.</w:t>
       </w:r>
     </w:p>
     <w:p>
